--- a/EllipticCurves/Elliptic_Curves_Gorbachev.docx
+++ b/EllipticCurves/Elliptic_Curves_Gorbachev.docx
@@ -7,6 +7,7 @@
         <w:pStyle w:val="Heading3"/>
         <w:bidi w:val="0"/>
         <w:spacing w:before="140" w:after="120"/>
+        <w:ind w:hanging="0" w:start="0"/>
         <w:jc w:val="start"/>
         <w:rPr/>
       </w:pPr>
@@ -24,6 +25,7 @@
         </w:numPr>
         <w:bidi w:val="0"/>
         <w:spacing w:before="120" w:after="120"/>
+        <w:ind w:hanging="0" w:start="0"/>
         <w:jc w:val="start"/>
         <w:rPr/>
       </w:pPr>
@@ -102,7 +104,23 @@
       </w:pPr>
       <w:r>
         <w:rPr/>
-        <w:t>Уравнение эллиптической кривой:</w:t>
+        <w:t>Уравнение эллиптической кривой:  y</w:t>
+      </w:r>
+      <w:r>
+        <w:rPr/>
+        <w:t>^</w:t>
+      </w:r>
+      <w:r>
+        <w:rPr/>
+        <w:t>2 = x</w:t>
+      </w:r>
+      <w:r>
+        <w:rPr/>
+        <w:t>^</w:t>
+      </w:r>
+      <w:r>
+        <w:rPr/>
+        <w:t>3 + x (mod419)</w:t>
       </w:r>
     </w:p>
     <w:p>
@@ -115,7 +133,17 @@
       </w:pPr>
       <w:r>
         <w:rPr/>
-        <w:t>Подберём одно решение: для каждого значения перебираем от 0 до , пока не получим верное равенство. Перебором находим точку .</w:t>
+        <w:t xml:space="preserve">Подберём одно решение: для каждого значения перебираем от 0 до </w:t>
+      </w:r>
+      <w:r>
+        <w:rPr>
+          <w:lang w:val="en-US"/>
+        </w:rPr>
+        <w:t>p</w:t>
+      </w:r>
+      <w:r>
+        <w:rPr/>
+        <w:t>-1, пока не получим верное равенство. Перебором находим точку P=(2,64).</w:t>
       </w:r>
     </w:p>
     <w:p>
@@ -151,7 +179,7 @@
         <w:gridCol w:w="1038"/>
         <w:gridCol w:w="1038"/>
         <w:gridCol w:w="1038"/>
-        <w:gridCol w:w="1040"/>
+        <w:gridCol w:w="1039"/>
       </w:tblGrid>
       <w:tr>
         <w:trPr/>
@@ -421,7 +449,7 @@
         </w:tc>
         <w:tc>
           <w:tcPr>
-            <w:tcW w:w="1040" w:type="dxa"/>
+            <w:tcW w:w="1039" w:type="dxa"/>
             <w:tcBorders>
               <w:top w:val="single" w:sz="4" w:space="0" w:color="000000"/>
               <w:start w:val="single" w:sz="4" w:space="0" w:color="000000"/>
@@ -733,7 +761,7 @@
         </w:tc>
         <w:tc>
           <w:tcPr>
-            <w:tcW w:w="1040" w:type="dxa"/>
+            <w:tcW w:w="1039" w:type="dxa"/>
             <w:tcBorders>
               <w:top w:val="single" w:sz="4" w:space="0" w:color="000000"/>
               <w:start w:val="single" w:sz="4" w:space="0" w:color="000000"/>
@@ -3141,7 +3169,6 @@
     </w:rPrDefault>
     <w:pPrDefault>
       <w:pPr>
-        <w:widowControl/>
         <w:suppressAutoHyphens w:val="true"/>
       </w:pPr>
     </w:pPrDefault>
@@ -3151,10 +3178,11 @@
     <w:qFormat/>
     <w:pPr>
       <w:widowControl/>
-      <w:kinsoku w:val="true"/>
-      <w:overflowPunct w:val="true"/>
-      <w:autoSpaceDE w:val="true"/>
+      <w:suppressAutoHyphens w:val="true"/>
+      <w:overflowPunct w:val="false"/>
       <w:bidi w:val="0"/>
+      <w:spacing w:before="0" w:after="0"/>
+      <w:jc w:val="start"/>
     </w:pPr>
     <w:rPr>
       <w:rFonts w:ascii="Liberation Serif" w:hAnsi="Liberation Serif" w:eastAsia="Noto Serif CJK SC" w:cs="Noto Sans Devanagari"/>
@@ -3171,10 +3199,6 @@
     <w:next w:val="BodyText"/>
     <w:qFormat/>
     <w:pPr>
-      <w:numPr>
-        <w:ilvl w:val="0"/>
-        <w:numId w:val="0"/>
-      </w:numPr>
       <w:spacing w:before="140" w:after="120"/>
       <w:outlineLvl w:val="2"/>
     </w:pPr>
@@ -3192,10 +3216,6 @@
     <w:next w:val="BodyText"/>
     <w:qFormat/>
     <w:pPr>
-      <w:numPr>
-        <w:ilvl w:val="0"/>
-        <w:numId w:val="0"/>
-      </w:numPr>
       <w:spacing w:before="120" w:after="120"/>
       <w:outlineLvl w:val="3"/>
     </w:pPr>

--- a/EllipticCurves/Elliptic_Curves_Gorbachev.docx
+++ b/EllipticCurves/Elliptic_Curves_Gorbachev.docx
@@ -120,7 +120,7 @@
       </w:r>
       <w:r>
         <w:rPr/>
-        <w:t>3 + x (mod419)</w:t>
+        <w:t>3 + x (mod 419)</w:t>
       </w:r>
     </w:p>
     <w:p>
@@ -1005,7 +1005,15 @@
       </w:r>
       <w:r>
         <w:rPr/>
-        <w:t xml:space="preserve"> = 2 ∙ (3, 864). Используем формулы удвоения точки (по модулю p=2539):</w:t>
+        <w:t xml:space="preserve"> = 2 ∙ (</w:t>
+      </w:r>
+      <w:r>
+        <w:rPr/>
+        <w:t>2,64</w:t>
+      </w:r>
+      <w:r>
+        <w:rPr/>
+        <w:t>). Используем формулы удвоения точки (по модулю p=419):</w:t>
       </w:r>
     </w:p>
     <w:p>
@@ -1488,90 +1496,111 @@
         <w:pStyle w:val="Normal"/>
         <w:bidi w:val="0"/>
         <w:jc w:val="start"/>
-        <w:rPr/>
-      </w:pPr>
-      <w:r>
-        <w:rPr/>
-        <w:t>2P = (2201 ,29)</w:t>
-      </w:r>
-    </w:p>
-    <w:p>
-      <w:pPr>
-        <w:pStyle w:val="Normal"/>
-        <w:bidi w:val="0"/>
-        <w:jc w:val="start"/>
-        <w:rPr/>
-      </w:pPr>
-      <w:r>
-        <w:rPr/>
-        <w:t>4P = (628 ,2255)</w:t>
-      </w:r>
-    </w:p>
-    <w:p>
-      <w:pPr>
-        <w:pStyle w:val="Normal"/>
-        <w:bidi w:val="0"/>
-        <w:jc w:val="start"/>
-        <w:rPr/>
-      </w:pPr>
-      <w:r>
-        <w:rPr/>
-        <w:t>8P = (2221 ,614)</w:t>
-      </w:r>
-    </w:p>
-    <w:p>
-      <w:pPr>
-        <w:pStyle w:val="Normal"/>
-        <w:bidi w:val="0"/>
-        <w:jc w:val="start"/>
-        <w:rPr/>
-      </w:pPr>
-      <w:r>
-        <w:rPr/>
-        <w:t>16P = (2257 ,210)</w:t>
-      </w:r>
-    </w:p>
-    <w:p>
-      <w:pPr>
-        <w:pStyle w:val="Normal"/>
-        <w:bidi w:val="0"/>
-        <w:jc w:val="start"/>
-        <w:rPr/>
-      </w:pPr>
-      <w:r>
-        <w:rPr/>
-        <w:t>32P = (1743 ,2324)</w:t>
-      </w:r>
-    </w:p>
-    <w:p>
-      <w:pPr>
-        <w:pStyle w:val="Normal"/>
-        <w:bidi w:val="0"/>
-        <w:jc w:val="start"/>
-        <w:rPr/>
-      </w:pPr>
-      <w:r>
-        <w:rPr/>
-        <w:t>64P = (617 ,2425)</w:t>
-      </w:r>
-    </w:p>
-    <w:p>
-      <w:pPr>
-        <w:pStyle w:val="Normal"/>
-        <w:bidi w:val="0"/>
-        <w:jc w:val="start"/>
-        <w:rPr>
-          <w:lang w:val="en-US"/>
-        </w:rPr>
-      </w:pPr>
-      <w:r>
-        <w:rPr/>
-        <w:t>128P = (2274 ,375)</w:t>
-      </w:r>
-      <w:r>
-        <w:rPr>
-          <w:lang w:val="en-US"/>
-        </w:rPr>
+        <w:rPr>
+          <w:lang w:val="en-US"/>
+        </w:rPr>
+      </w:pPr>
+      <w:r>
+        <w:rPr>
+          <w:lang w:val="en-US"/>
+        </w:rPr>
+        <w:t>2P = (295 ,408)</w:t>
+      </w:r>
+    </w:p>
+    <w:p>
+      <w:pPr>
+        <w:pStyle w:val="Normal"/>
+        <w:bidi w:val="0"/>
+        <w:jc w:val="start"/>
+        <w:rPr>
+          <w:lang w:val="en-US"/>
+        </w:rPr>
+      </w:pPr>
+      <w:r>
+        <w:rPr>
+          <w:lang w:val="en-US"/>
+        </w:rPr>
+        <w:t>4P = (20 ,152)</w:t>
+      </w:r>
+    </w:p>
+    <w:p>
+      <w:pPr>
+        <w:pStyle w:val="Normal"/>
+        <w:bidi w:val="0"/>
+        <w:jc w:val="start"/>
+        <w:rPr>
+          <w:lang w:val="en-US"/>
+        </w:rPr>
+      </w:pPr>
+      <w:r>
+        <w:rPr>
+          <w:lang w:val="en-US"/>
+        </w:rPr>
+        <w:t>8P = (23 ,36)</w:t>
+      </w:r>
+    </w:p>
+    <w:p>
+      <w:pPr>
+        <w:pStyle w:val="Normal"/>
+        <w:bidi w:val="0"/>
+        <w:jc w:val="start"/>
+        <w:rPr>
+          <w:lang w:val="en-US"/>
+        </w:rPr>
+      </w:pPr>
+      <w:r>
+        <w:rPr>
+          <w:lang w:val="en-US"/>
+        </w:rPr>
+        <w:t>16P = (240 ,43)</w:t>
+      </w:r>
+    </w:p>
+    <w:p>
+      <w:pPr>
+        <w:pStyle w:val="Normal"/>
+        <w:bidi w:val="0"/>
+        <w:jc w:val="start"/>
+        <w:rPr>
+          <w:lang w:val="en-US"/>
+        </w:rPr>
+      </w:pPr>
+      <w:r>
+        <w:rPr>
+          <w:lang w:val="en-US"/>
+        </w:rPr>
+        <w:t>32P = (87 ,104)</w:t>
+      </w:r>
+    </w:p>
+    <w:p>
+      <w:pPr>
+        <w:pStyle w:val="Normal"/>
+        <w:bidi w:val="0"/>
+        <w:jc w:val="start"/>
+        <w:rPr>
+          <w:lang w:val="en-US"/>
+        </w:rPr>
+      </w:pPr>
+      <w:r>
+        <w:rPr>
+          <w:lang w:val="en-US"/>
+        </w:rPr>
+        <w:t>64P = (347 ,3)</w:t>
+      </w:r>
+    </w:p>
+    <w:p>
+      <w:pPr>
+        <w:pStyle w:val="Normal"/>
+        <w:bidi w:val="0"/>
+        <w:jc w:val="start"/>
+        <w:rPr>
+          <w:lang w:val="en-US"/>
+        </w:rPr>
+      </w:pPr>
+      <w:r>
+        <w:rPr>
+          <w:lang w:val="en-US"/>
+        </w:rPr>
+        <w:t>128P = (260 ,303)</w:t>
         <w:br/>
       </w:r>
     </w:p>
@@ -1815,1320 +1844,36 @@
         </w:rPr>
       </w:pPr>
       <w:r>
-        <w:rPr>
-          <w:lang w:val="en-US"/>
-        </w:rPr>
-      </w:r>
-    </w:p>
-    <w:p>
-      <w:pPr>
-        <w:pStyle w:val="Normal"/>
-        <w:bidi w:val="0"/>
-        <w:jc w:val="start"/>
-        <w:rPr>
-          <w:lang w:val="en-US"/>
-        </w:rPr>
-      </w:pPr>
-      <w:r>
-        <w:rPr>
-          <w:lang w:val="en-US"/>
-        </w:rPr>
-        <w:t>3P = 2P + P = (559, 1484)</w:t>
-      </w:r>
-    </w:p>
-    <w:p>
-      <w:pPr>
-        <w:pStyle w:val="Normal"/>
-        <w:bidi w:val="0"/>
-        <w:jc w:val="start"/>
-        <w:rPr>
-          <w:lang w:val="en-US"/>
-        </w:rPr>
-      </w:pPr>
-      <w:r>
-        <w:rPr>
-          <w:lang w:val="en-US"/>
-        </w:rPr>
-        <w:t>7P = 4P + 3P = (1668, 1258)</w:t>
-      </w:r>
-    </w:p>
-    <w:p>
-      <w:pPr>
-        <w:pStyle w:val="Normal"/>
-        <w:bidi w:val="0"/>
-        <w:jc w:val="start"/>
-        <w:rPr>
-          <w:lang w:val="en-US"/>
-        </w:rPr>
-      </w:pPr>
-      <w:r>
-        <w:rPr>
-          <w:lang w:val="en-US"/>
-        </w:rPr>
-        <w:t>23P = 16P + 7P = (1652, 1791)</w:t>
-      </w:r>
-    </w:p>
-    <w:p>
-      <w:pPr>
-        <w:pStyle w:val="Normal"/>
-        <w:bidi w:val="0"/>
-        <w:jc w:val="start"/>
-        <w:rPr>
-          <w:lang w:val="en-US"/>
-        </w:rPr>
-      </w:pPr>
-      <w:r>
-        <w:rPr>
-          <w:lang w:val="en-US"/>
-        </w:rPr>
-        <w:t>151P = 128P + 23P = (179, 99)</w:t>
-      </w:r>
-    </w:p>
-    <w:p>
-      <w:pPr>
-        <w:pStyle w:val="Normal"/>
-        <w:bidi w:val="0"/>
-        <w:jc w:val="start"/>
-        <w:rPr>
-          <w:lang w:val="en-US"/>
-        </w:rPr>
-      </w:pPr>
-      <w:r>
-        <w:rPr>
-          <w:lang w:val="en-US"/>
-        </w:rPr>
-      </w:r>
-    </w:p>
-    <w:p>
-      <w:pPr>
-        <w:pStyle w:val="Normal"/>
-        <w:bidi w:val="0"/>
-        <w:jc w:val="start"/>
-        <w:rPr>
-          <w:lang w:val="en-US"/>
-        </w:rPr>
-      </w:pPr>
-      <w:r>
-        <w:rPr>
-          <w:lang w:val="en-US"/>
-        </w:rPr>
-      </w:r>
-    </w:p>
-    <w:p>
-      <w:pPr>
-        <w:pStyle w:val="Normal"/>
-        <w:bidi w:val="0"/>
-        <w:jc w:val="start"/>
-        <w:rPr>
-          <w:lang w:val="en-US"/>
-        </w:rPr>
-      </w:pPr>
-      <w:r>
-        <w:rPr>
-          <w:lang w:val="en-US"/>
-        </w:rPr>
-      </w:r>
-    </w:p>
-    <w:p>
-      <w:pPr>
-        <w:pStyle w:val="Normal"/>
-        <w:bidi w:val="0"/>
-        <w:jc w:val="start"/>
-        <w:rPr>
-          <w:lang w:val="en-US"/>
-        </w:rPr>
-      </w:pPr>
-      <w:r>
-        <w:rPr>
-          <w:lang w:val="en-US"/>
-        </w:rPr>
-      </w:r>
-    </w:p>
-    <w:p>
-      <w:pPr>
-        <w:pStyle w:val="Normal"/>
-        <w:bidi w:val="0"/>
-        <w:jc w:val="start"/>
-        <w:rPr>
-          <w:lang w:val="en-US"/>
-        </w:rPr>
-      </w:pPr>
-      <w:r>
-        <w:rPr>
-          <w:lang w:val="en-US"/>
-        </w:rPr>
-      </w:r>
-    </w:p>
-    <w:p>
-      <w:pPr>
-        <w:pStyle w:val="Normal"/>
-        <w:bidi w:val="0"/>
-        <w:jc w:val="start"/>
-        <w:rPr/>
-      </w:pPr>
-      <w:r>
-        <w:rPr/>
-        <w:t xml:space="preserve">4) Найдём порядок кривой с помощью перебора </w:t>
-      </w:r>
-      <w:r>
-        <w:rPr>
-          <w:lang w:val="en-US"/>
-        </w:rPr>
-        <w:t>print</w:t>
-      </w:r>
-      <w:r>
-        <w:rPr/>
-        <w:t>(</w:t>
-      </w:r>
-      <w:r>
-        <w:rPr>
-          <w:lang w:val="en-US"/>
-        </w:rPr>
-        <w:t>porjadok</w:t>
-      </w:r>
-      <w:r>
-        <w:rPr/>
-        <w:t xml:space="preserve">(1,0, 2539)): </w:t>
-      </w:r>
-      <w:r>
-        <w:rPr>
-          <w:rFonts w:eastAsia="Wingdings" w:cs="Wingdings" w:ascii="Wingdings" w:hAnsi="Wingdings"/>
-          <w:lang w:val="en-US"/>
-        </w:rPr>
-        <w:sym w:font="Wingdings" w:char="f0e0"/>
-      </w:r>
-      <w:r>
-        <w:rPr/>
-        <w:t xml:space="preserve"> 2540.</w:t>
-      </w:r>
-    </w:p>
-    <w:p>
-      <w:pPr>
-        <w:pStyle w:val="Normal"/>
-        <w:bidi w:val="0"/>
-        <w:jc w:val="start"/>
-        <w:rPr>
-          <w:lang w:val="en-US"/>
-        </w:rPr>
-      </w:pPr>
-      <w:r>
-        <w:rPr>
-          <w:lang w:val="en-US"/>
-        </w:rPr>
-        <w:t>def porjadok(a,b,p):</w:t>
-      </w:r>
-    </w:p>
-    <w:p>
-      <w:pPr>
-        <w:pStyle w:val="Normal"/>
-        <w:bidi w:val="0"/>
-        <w:jc w:val="start"/>
-        <w:rPr/>
-      </w:pPr>
-      <w:r>
-        <w:rPr/>
-        <w:t>#находит перебором количество всех точек: все конечные точки кривой y^2=x^3+ax+b в поле GF(p) + одна бесконечная</w:t>
-      </w:r>
-    </w:p>
-    <w:p>
-      <w:pPr>
-        <w:pStyle w:val="Normal"/>
-        <w:bidi w:val="0"/>
-        <w:ind w:firstLine="708"/>
-        <w:jc w:val="start"/>
-        <w:rPr/>
-      </w:pPr>
-      <w:r>
-        <w:rPr/>
-        <w:t>s=1 #всегда есть одна точка -бесконечная, Е=О</w:t>
-      </w:r>
-    </w:p>
-    <w:p>
-      <w:pPr>
-        <w:pStyle w:val="Normal"/>
-        <w:bidi w:val="0"/>
-        <w:ind w:firstLine="708"/>
-        <w:jc w:val="start"/>
-        <w:rPr/>
-      </w:pPr>
-      <w:r>
-        <w:rPr/>
-        <w:t>for x in range(p): #перебераем х от 0 до &lt;p, то есть до p-1</w:t>
-      </w:r>
-    </w:p>
-    <w:p>
-      <w:pPr>
-        <w:pStyle w:val="Normal"/>
-        <w:bidi w:val="0"/>
-        <w:ind w:firstLine="708" w:start="708"/>
-        <w:jc w:val="start"/>
-        <w:rPr>
-          <w:lang w:val="en-US"/>
-        </w:rPr>
-      </w:pPr>
-      <w:r>
-        <w:rPr/>
-        <w:t xml:space="preserve"> </w:t>
-      </w:r>
-      <w:r>
-        <w:rPr>
-          <w:lang w:val="en-US"/>
-        </w:rPr>
-        <w:t>y2=(pow(x,3)+a*x+b)%p</w:t>
-      </w:r>
-    </w:p>
-    <w:p>
-      <w:pPr>
-        <w:pStyle w:val="Normal"/>
-        <w:bidi w:val="0"/>
-        <w:ind w:firstLine="708" w:start="708"/>
-        <w:jc w:val="start"/>
-        <w:rPr>
-          <w:lang w:val="en-US"/>
-        </w:rPr>
-      </w:pPr>
-      <w:r>
-        <w:rPr>
-          <w:lang w:val="en-US"/>
-        </w:rPr>
-        <w:t xml:space="preserve"> </w:t>
-      </w:r>
-      <w:r>
-        <w:rPr>
-          <w:lang w:val="en-US"/>
-        </w:rPr>
-        <w:t>for y in range(0,p):</w:t>
-      </w:r>
-    </w:p>
-    <w:p>
-      <w:pPr>
-        <w:pStyle w:val="Normal"/>
-        <w:bidi w:val="0"/>
-        <w:ind w:firstLine="708" w:start="1416"/>
-        <w:jc w:val="start"/>
-        <w:rPr>
-          <w:lang w:val="en-US"/>
-        </w:rPr>
-      </w:pPr>
-      <w:r>
-        <w:rPr>
-          <w:lang w:val="en-US"/>
-        </w:rPr>
-        <w:t xml:space="preserve"> </w:t>
-      </w:r>
-      <w:r>
-        <w:rPr>
-          <w:lang w:val="en-US"/>
-        </w:rPr>
-        <w:t>if (pow(y,2)%p)==y2:</w:t>
-      </w:r>
-    </w:p>
-    <w:p>
-      <w:pPr>
-        <w:pStyle w:val="Normal"/>
-        <w:bidi w:val="0"/>
-        <w:ind w:firstLine="708" w:start="2124"/>
-        <w:jc w:val="start"/>
-        <w:rPr>
-          <w:lang w:val="en-US"/>
-        </w:rPr>
-      </w:pPr>
-      <w:r>
-        <w:rPr>
-          <w:lang w:val="en-US"/>
-        </w:rPr>
-        <w:t xml:space="preserve"> </w:t>
-      </w:r>
-      <w:r>
-        <w:rPr>
-          <w:lang w:val="en-US"/>
-        </w:rPr>
-        <w:t>s+=1</w:t>
-      </w:r>
-    </w:p>
-    <w:p>
-      <w:pPr>
-        <w:pStyle w:val="Normal"/>
-        <w:bidi w:val="0"/>
-        <w:jc w:val="start"/>
-        <w:rPr>
-          <w:lang w:val="en-US"/>
-        </w:rPr>
-      </w:pPr>
-      <w:r>
-        <w:rPr>
-          <w:lang w:val="en-US"/>
-        </w:rPr>
-        <w:t xml:space="preserve"> </w:t>
-      </w:r>
-      <w:r>
-        <w:rPr>
-          <w:lang w:val="en-US"/>
-        </w:rPr>
-        <w:tab/>
-        <w:t>return(s)</w:t>
-      </w:r>
-    </w:p>
-    <w:p>
-      <w:pPr>
-        <w:pStyle w:val="Normal"/>
-        <w:bidi w:val="0"/>
-        <w:jc w:val="start"/>
-        <w:rPr>
-          <w:lang w:val="en-US"/>
-        </w:rPr>
-      </w:pPr>
-      <w:r>
-        <w:rPr>
-          <w:lang w:val="en-US"/>
-        </w:rPr>
-        <w:t>print(porjadok(a,b,p))</w:t>
-      </w:r>
-    </w:p>
-    <w:p>
-      <w:pPr>
-        <w:pStyle w:val="Normal"/>
-        <w:bidi w:val="0"/>
-        <w:jc w:val="start"/>
-        <w:rPr>
-          <w:lang w:val="en-US"/>
-        </w:rPr>
-      </w:pPr>
-      <w:r>
-        <w:rPr>
-          <w:lang w:val="en-US"/>
-        </w:rPr>
-      </w:r>
-    </w:p>
-    <w:p>
-      <w:pPr>
-        <w:pStyle w:val="Normal"/>
-        <w:bidi w:val="0"/>
-        <w:jc w:val="start"/>
-        <w:rPr/>
-      </w:pPr>
-      <w:r>
-        <w:rPr>
-          <w:lang w:val="en-US"/>
-        </w:rPr>
-        <w:t>def porjadoktime(a, b, p):</w:t>
-        <w:br/>
-        <w:t>#</w:t>
-      </w:r>
-      <w:r>
-        <w:rPr/>
-        <w:t>находит</w:t>
-      </w:r>
-      <w:r>
-        <w:rPr>
-          <w:lang w:val="en-US"/>
-        </w:rPr>
-        <w:t xml:space="preserve"> </w:t>
-      </w:r>
-      <w:r>
-        <w:rPr/>
-        <w:t>перебором</w:t>
-      </w:r>
-      <w:r>
-        <w:rPr>
-          <w:lang w:val="en-US"/>
-        </w:rPr>
-        <w:t xml:space="preserve"> </w:t>
-      </w:r>
-      <w:r>
-        <w:rPr/>
-        <w:t>количество</w:t>
-      </w:r>
-      <w:r>
-        <w:rPr>
-          <w:lang w:val="en-US"/>
-        </w:rPr>
-        <w:t xml:space="preserve"> </w:t>
-      </w:r>
-      <w:r>
-        <w:rPr/>
-        <w:t>всех</w:t>
-      </w:r>
-      <w:r>
-        <w:rPr>
-          <w:lang w:val="en-US"/>
-        </w:rPr>
-        <w:t xml:space="preserve"> </w:t>
-      </w:r>
-      <w:r>
-        <w:rPr/>
-        <w:t>точек</w:t>
-      </w:r>
-      <w:r>
-        <w:rPr>
-          <w:lang w:val="en-US"/>
-        </w:rPr>
-        <w:t xml:space="preserve">: </w:t>
-      </w:r>
-      <w:r>
-        <w:rPr/>
-        <w:t>все</w:t>
-      </w:r>
-      <w:r>
-        <w:rPr>
-          <w:lang w:val="en-US"/>
-        </w:rPr>
-        <w:t xml:space="preserve"> </w:t>
-      </w:r>
-      <w:r>
-        <w:rPr/>
-        <w:t>конечные</w:t>
-      </w:r>
-      <w:r>
-        <w:rPr>
-          <w:lang w:val="en-US"/>
-        </w:rPr>
-        <w:t xml:space="preserve"> </w:t>
-      </w:r>
-      <w:r>
-        <w:rPr/>
-        <w:t>точки</w:t>
-      </w:r>
-      <w:r>
-        <w:rPr>
-          <w:lang w:val="en-US"/>
-        </w:rPr>
-        <w:t xml:space="preserve"> </w:t>
-      </w:r>
-      <w:r>
-        <w:rPr/>
-        <w:t>кривой</w:t>
-      </w:r>
-      <w:r>
-        <w:rPr>
-          <w:lang w:val="en-US"/>
-        </w:rPr>
-        <w:t xml:space="preserve"> y^2=x^3+ax+b </w:t>
-      </w:r>
-      <w:r>
-        <w:rPr/>
-        <w:t>в</w:t>
-      </w:r>
-      <w:r>
-        <w:rPr>
-          <w:lang w:val="en-US"/>
-        </w:rPr>
-        <w:t xml:space="preserve"> </w:t>
-      </w:r>
-      <w:r>
-        <w:rPr/>
-        <w:t>поле</w:t>
-      </w:r>
-      <w:r>
-        <w:rPr>
-          <w:lang w:val="en-US"/>
-        </w:rPr>
-        <w:t xml:space="preserve"> GF(p) + </w:t>
-      </w:r>
-      <w:r>
-        <w:rPr/>
-        <w:t>одна</w:t>
-      </w:r>
-      <w:r>
-        <w:rPr>
-          <w:lang w:val="en-US"/>
-        </w:rPr>
-        <w:t xml:space="preserve"> </w:t>
-      </w:r>
-      <w:r>
-        <w:rPr/>
-        <w:t>бесконечная</w:t>
-      </w:r>
-      <w:r>
-        <w:rPr>
-          <w:lang w:val="en-US"/>
-        </w:rPr>
-        <w:br/>
-        <w:t>#</w:t>
-      </w:r>
-      <w:r>
-        <w:rPr/>
-        <w:t>эта</w:t>
-      </w:r>
-      <w:r>
-        <w:rPr>
-          <w:lang w:val="en-US"/>
-        </w:rPr>
-        <w:t xml:space="preserve"> </w:t>
-      </w:r>
-      <w:r>
-        <w:rPr/>
-        <w:t>версия</w:t>
-      </w:r>
-      <w:r>
-        <w:rPr>
-          <w:lang w:val="en-US"/>
-        </w:rPr>
-        <w:t xml:space="preserve"> </w:t>
-      </w:r>
-      <w:r>
-        <w:rPr/>
-        <w:t>команды</w:t>
-      </w:r>
-      <w:r>
-        <w:rPr>
-          <w:lang w:val="en-US"/>
-        </w:rPr>
-        <w:t xml:space="preserve"> </w:t>
-      </w:r>
-      <w:r>
-        <w:rPr/>
-        <w:t>дополнительно</w:t>
-      </w:r>
-      <w:r>
-        <w:rPr>
-          <w:lang w:val="en-US"/>
-        </w:rPr>
-        <w:t xml:space="preserve"> </w:t>
-      </w:r>
-      <w:r>
-        <w:rPr/>
-        <w:t>считает</w:t>
-      </w:r>
-      <w:r>
-        <w:rPr>
-          <w:lang w:val="en-US"/>
-        </w:rPr>
-        <w:t xml:space="preserve"> </w:t>
-      </w:r>
-      <w:r>
-        <w:rPr/>
-        <w:t>время</w:t>
-      </w:r>
-      <w:r>
-        <w:rPr>
-          <w:lang w:val="en-US"/>
-        </w:rPr>
-        <w:t xml:space="preserve"> </w:t>
-      </w:r>
-      <w:r>
-        <w:rPr/>
-        <w:t>выполнения</w:t>
-      </w:r>
-      <w:r>
-        <w:rPr>
-          <w:lang w:val="en-US"/>
-        </w:rPr>
-        <w:t xml:space="preserve"> </w:t>
-      </w:r>
-      <w:r>
-        <w:rPr/>
-        <w:t>команды</w:t>
-      </w:r>
-      <w:r>
-        <w:rPr>
-          <w:lang w:val="en-US"/>
-        </w:rPr>
-        <w:br/>
-        <w:t xml:space="preserve">    now1 = time.time() #</w:t>
-      </w:r>
-      <w:r>
-        <w:rPr/>
-        <w:t>запоминаем</w:t>
-      </w:r>
-      <w:r>
-        <w:rPr>
-          <w:lang w:val="en-US"/>
-        </w:rPr>
-        <w:t xml:space="preserve"> </w:t>
-      </w:r>
-      <w:r>
-        <w:rPr/>
-        <w:t>время</w:t>
-      </w:r>
-      <w:r>
-        <w:rPr>
-          <w:lang w:val="en-US"/>
-        </w:rPr>
-        <w:t xml:space="preserve"> </w:t>
-      </w:r>
-      <w:r>
-        <w:rPr/>
-        <w:t>начала</w:t>
-      </w:r>
-      <w:r>
-        <w:rPr>
-          <w:lang w:val="en-US"/>
-        </w:rPr>
-        <w:t xml:space="preserve"> </w:t>
-      </w:r>
-      <w:r>
-        <w:rPr/>
-        <w:t>работы</w:t>
-      </w:r>
-      <w:r>
-        <w:rPr>
-          <w:lang w:val="en-US"/>
-        </w:rPr>
-        <w:br/>
-        <w:t xml:space="preserve">    s=porjadok(a, b, p)</w:t>
-        <w:br/>
-        <w:t xml:space="preserve">    now2 = time.time()</w:t>
-        <w:br/>
-        <w:t xml:space="preserve">    delta = now2 - now1</w:t>
-        <w:br/>
-        <w:t xml:space="preserve">    print(f'</w:t>
-      </w:r>
-      <w:r>
-        <w:rPr/>
-        <w:t>Порядок</w:t>
-      </w:r>
-      <w:r>
-        <w:rPr>
-          <w:lang w:val="en-US"/>
-        </w:rPr>
-        <w:t xml:space="preserve"> </w:t>
-      </w:r>
-      <w:r>
-        <w:rPr/>
-        <w:t>кривой</w:t>
-      </w:r>
-      <w:r>
-        <w:rPr>
-          <w:lang w:val="en-US"/>
-        </w:rPr>
-        <w:t xml:space="preserve"> y^2 = x^3 + {a}x + {b} (mod {p}) </w:t>
-      </w:r>
-      <w:r>
-        <w:rPr/>
-        <w:t>равен</w:t>
-      </w:r>
-      <w:r>
-        <w:rPr>
-          <w:lang w:val="en-US"/>
-        </w:rPr>
-        <w:t xml:space="preserve"> {s}.' </w:t>
-        <w:br/>
-        <w:t xml:space="preserve">        </w:t>
-      </w:r>
-      <w:r>
-        <w:rPr/>
-        <w:t>f'Время выполнения: {delta} сек')</w:t>
-      </w:r>
-    </w:p>
-    <w:p>
-      <w:pPr>
-        <w:pStyle w:val="Normal"/>
-        <w:bidi w:val="0"/>
-        <w:jc w:val="start"/>
-        <w:rPr/>
-      </w:pPr>
-      <w:r>
-        <w:rPr/>
-        <w:t xml:space="preserve">Вывод: </w:t>
-        <w:br/>
-        <w:t>Порядок кривой y^2 = x^3 + 1x + 0 (mod 2539) равен 2540.Время выполнения: 0.3625059127807617 сек</w:t>
-      </w:r>
-    </w:p>
-    <w:p>
-      <w:pPr>
-        <w:pStyle w:val="Normal"/>
-        <w:bidi w:val="0"/>
-        <w:jc w:val="start"/>
-        <w:rPr/>
-      </w:pPr>
-      <w:r>
-        <w:rPr/>
-        <w:t>5) В пункте 4 было найдено |G|= 2540. Разложим это число на множители: 2540 = 2</w:t>
-      </w:r>
-      <w:r>
-        <w:rPr>
-          <w:vertAlign w:val="superscript"/>
-        </w:rPr>
-        <w:t>2</w:t>
-      </w:r>
-      <w:r>
-        <w:rPr/>
-        <w:t xml:space="preserve"> ∙ 5 * 127, значит, порядок любого элемента может быть только 2</w:t>
-      </w:r>
-      <w:r>
-        <w:rPr>
-          <w:vertAlign w:val="superscript"/>
-          <w:lang w:val="en-US"/>
-        </w:rPr>
-        <w:t>k</w:t>
-      </w:r>
-      <w:r>
-        <w:rPr>
-          <w:vertAlign w:val="superscript"/>
-        </w:rPr>
-        <w:t>1</w:t>
-      </w:r>
-      <w:r>
-        <w:rPr/>
-        <w:t xml:space="preserve">  * 5</w:t>
-      </w:r>
-      <w:r>
-        <w:rPr>
-          <w:vertAlign w:val="superscript"/>
-          <w:lang w:val="en-US"/>
-        </w:rPr>
-        <w:t>k</w:t>
-      </w:r>
-      <w:r>
-        <w:rPr>
-          <w:vertAlign w:val="superscript"/>
-        </w:rPr>
-        <w:t xml:space="preserve">2 </w:t>
-      </w:r>
-      <w:r>
-        <w:rPr/>
-        <w:t>* 127</w:t>
-      </w:r>
-      <w:r>
-        <w:rPr>
-          <w:vertAlign w:val="superscript"/>
-          <w:lang w:val="en-US"/>
-        </w:rPr>
-        <w:t>k</w:t>
-      </w:r>
-      <w:r>
-        <w:rPr>
-          <w:vertAlign w:val="superscript"/>
-        </w:rPr>
-        <w:t>3</w:t>
-      </w:r>
-      <w:r>
-        <w:rPr/>
-        <w:t xml:space="preserve">,  где 0 ≤ </w:t>
-      </w:r>
-      <w:r>
-        <w:rPr>
-          <w:rFonts w:cs="Cambria Math" w:ascii="Cambria Math" w:hAnsi="Cambria Math"/>
-        </w:rPr>
-        <w:t>𝑘</w:t>
-      </w:r>
-      <w:r>
-        <w:rPr/>
-        <w:t xml:space="preserve">1 ≤ 2, 0 ≤ </w:t>
-      </w:r>
-      <w:r>
-        <w:rPr>
-          <w:rFonts w:cs="Cambria Math" w:ascii="Cambria Math" w:hAnsi="Cambria Math"/>
-        </w:rPr>
-        <w:t>𝑘</w:t>
-      </w:r>
-      <w:r>
-        <w:rPr/>
-        <w:t xml:space="preserve">2 ≤ 1, 0 ≤ </w:t>
-      </w:r>
-      <w:r>
-        <w:rPr>
-          <w:rFonts w:cs="Cambria Math" w:ascii="Cambria Math" w:hAnsi="Cambria Math"/>
-        </w:rPr>
-        <w:t>𝑘</w:t>
-      </w:r>
-      <w:r>
-        <w:rPr/>
-        <w:t>3 ≤ 1, то есть |</w:t>
-      </w:r>
-      <w:r>
-        <w:rPr>
-          <w:rFonts w:cs="Cambria Math" w:ascii="Cambria Math" w:hAnsi="Cambria Math"/>
-        </w:rPr>
-        <w:t>𝑃</w:t>
-      </w:r>
-      <w:r>
-        <w:rPr/>
-        <w:t xml:space="preserve">| </w:t>
-      </w:r>
-      <w:r>
-        <w:rPr>
-          <w:rFonts w:cs="Cambria Math" w:ascii="Cambria Math" w:hAnsi="Cambria Math"/>
-        </w:rPr>
-        <w:t>∈</w:t>
-      </w:r>
-      <w:r>
-        <w:rPr/>
-        <w:t xml:space="preserve"> {1,2,4,5,10,20,127,254,508,635,1270,2540}</w:t>
-      </w:r>
-    </w:p>
-    <w:p>
-      <w:pPr>
-        <w:pStyle w:val="Normal"/>
-        <w:bidi w:val="0"/>
-        <w:jc w:val="start"/>
-        <w:rPr/>
-      </w:pPr>
-      <w:r>
-        <w:rPr/>
-        <w:t xml:space="preserve">2540P = E. </w:t>
-      </w:r>
-      <w:r>
-        <w:rPr>
-          <w:rFonts w:cs="Calibri" w:ascii="Calibri" w:hAnsi="Calibri"/>
-        </w:rPr>
-        <w:t>Простые</w:t>
-      </w:r>
-      <w:r>
-        <w:rPr/>
-        <w:t xml:space="preserve"> </w:t>
-      </w:r>
-      <w:r>
-        <w:rPr>
-          <w:rFonts w:cs="Calibri" w:ascii="Calibri" w:hAnsi="Calibri"/>
-        </w:rPr>
-        <w:t>делители</w:t>
-      </w:r>
-      <w:r>
-        <w:rPr/>
-        <w:t xml:space="preserve"> 2540 </w:t>
-      </w:r>
-      <w:r>
-        <w:rPr>
-          <w:rFonts w:cs="Calibri" w:ascii="Calibri" w:hAnsi="Calibri"/>
-        </w:rPr>
-        <w:t>равны</w:t>
-      </w:r>
-      <w:r>
-        <w:rPr/>
-        <w:t xml:space="preserve"> 2, 5, 127. |</w:t>
-      </w:r>
-      <w:r>
-        <w:rPr>
-          <w:rFonts w:cs="Cambria Math" w:ascii="Cambria Math" w:hAnsi="Cambria Math"/>
-        </w:rPr>
-        <w:t>𝐺</w:t>
-      </w:r>
-      <w:r>
-        <w:rPr/>
-        <w:t>|/2 = 1270, |</w:t>
-      </w:r>
-      <w:r>
-        <w:rPr>
-          <w:rFonts w:cs="Cambria Math" w:ascii="Cambria Math" w:hAnsi="Cambria Math"/>
-        </w:rPr>
-        <w:t>𝐺</w:t>
-      </w:r>
-      <w:r>
-        <w:rPr/>
-        <w:t>|/7 = 508, |</w:t>
-      </w:r>
-      <w:r>
-        <w:rPr>
-          <w:rFonts w:cs="Cambria Math" w:ascii="Cambria Math" w:hAnsi="Cambria Math"/>
-        </w:rPr>
-        <w:t>𝐺</w:t>
-      </w:r>
-      <w:r>
-        <w:rPr/>
-        <w:t>|/127 = 20, значит, достаточно проверить 20</w:t>
-      </w:r>
-      <w:r>
-        <w:rPr>
-          <w:rFonts w:cs="Cambria Math" w:ascii="Cambria Math" w:hAnsi="Cambria Math"/>
-        </w:rPr>
-        <w:t>𝑃</w:t>
-      </w:r>
-      <w:r>
-        <w:rPr/>
-        <w:t>, 508</w:t>
-      </w:r>
-      <w:r>
-        <w:rPr>
-          <w:lang w:val="en-US"/>
-        </w:rPr>
-        <w:t>P</w:t>
-      </w:r>
-      <w:r>
-        <w:rPr/>
-        <w:t>, 1270</w:t>
-      </w:r>
-      <w:r>
-        <w:rPr>
-          <w:rFonts w:cs="Cambria Math" w:ascii="Cambria Math" w:hAnsi="Cambria Math"/>
-        </w:rPr>
-        <w:t>𝑃</w:t>
-      </w:r>
-      <w:r>
-        <w:rPr/>
-        <w:t xml:space="preserve">. </w:t>
-      </w:r>
-    </w:p>
-    <w:p>
-      <w:pPr>
-        <w:pStyle w:val="Normal"/>
-        <w:bidi w:val="0"/>
-        <w:jc w:val="start"/>
-        <w:rPr>
-          <w:lang w:val="en-US"/>
-        </w:rPr>
-      </w:pPr>
-      <w:r>
-        <w:rPr>
-          <w:lang w:val="en-US"/>
-        </w:rPr>
-        <w:t>20P = 16P + 4P = (2299, 1844)</w:t>
-      </w:r>
-    </w:p>
-    <w:p>
-      <w:pPr>
-        <w:pStyle w:val="Normal"/>
-        <w:bidi w:val="0"/>
-        <w:jc w:val="start"/>
-        <w:rPr>
-          <w:lang w:val="en-US"/>
-        </w:rPr>
-      </w:pPr>
-      <w:r>
-        <w:rPr>
-          <w:lang w:val="en-US"/>
-        </w:rPr>
-        <w:t>508P = 256P + 128P + 64P + 32P + 16P + 8P + 4P = (1757, 2449)</w:t>
-      </w:r>
-    </w:p>
-    <w:p>
-      <w:pPr>
-        <w:pStyle w:val="Normal"/>
-        <w:bidi w:val="0"/>
-        <w:jc w:val="start"/>
-        <w:rPr/>
-      </w:pPr>
-      <w:r>
-        <w:rPr/>
-        <w:t>1270</w:t>
-      </w:r>
-      <w:r>
-        <w:rPr>
-          <w:rFonts w:cs="Cambria Math" w:ascii="Cambria Math" w:hAnsi="Cambria Math"/>
-          <w:lang w:val="en-US"/>
-        </w:rPr>
-        <w:t>𝑃</w:t>
-      </w:r>
-      <w:r>
-        <w:rPr/>
-        <w:t xml:space="preserve"> = 1024</w:t>
-      </w:r>
-      <w:r>
-        <w:rPr>
-          <w:lang w:val="en-US"/>
-        </w:rPr>
-        <w:t>P</w:t>
-      </w:r>
-      <w:r>
-        <w:rPr/>
-        <w:t xml:space="preserve"> + 128</w:t>
-      </w:r>
-      <w:r>
-        <w:rPr>
-          <w:lang w:val="en-US"/>
-        </w:rPr>
-        <w:t>P</w:t>
-      </w:r>
-      <w:r>
-        <w:rPr/>
-        <w:t xml:space="preserve"> + 64</w:t>
-      </w:r>
-      <w:r>
-        <w:rPr>
-          <w:lang w:val="en-US"/>
-        </w:rPr>
-        <w:t>P</w:t>
-      </w:r>
-      <w:r>
-        <w:rPr/>
-        <w:t xml:space="preserve"> + 32</w:t>
-      </w:r>
-      <w:r>
-        <w:rPr>
-          <w:lang w:val="en-US"/>
-        </w:rPr>
-        <w:t>P</w:t>
-      </w:r>
-      <w:r>
-        <w:rPr/>
-        <w:t xml:space="preserve"> + 16</w:t>
-      </w:r>
-      <w:r>
-        <w:rPr>
-          <w:lang w:val="en-US"/>
-        </w:rPr>
-        <w:t>P</w:t>
-      </w:r>
-      <w:r>
-        <w:rPr/>
-        <w:t xml:space="preserve"> + 4</w:t>
-      </w:r>
-      <w:r>
-        <w:rPr>
-          <w:lang w:val="en-US"/>
-        </w:rPr>
-        <w:t>P</w:t>
-      </w:r>
-      <w:r>
-        <w:rPr/>
-        <w:t xml:space="preserve"> + 2</w:t>
-      </w:r>
-      <w:r>
-        <w:rPr>
-          <w:lang w:val="en-US"/>
-        </w:rPr>
-        <w:t>P</w:t>
-      </w:r>
-      <w:r>
-        <w:rPr/>
-        <w:t xml:space="preserve"> = (0, 0)</w:t>
-      </w:r>
-    </w:p>
-    <w:p>
-      <w:pPr>
-        <w:pStyle w:val="Normal"/>
-        <w:bidi w:val="0"/>
-        <w:jc w:val="start"/>
-        <w:rPr/>
-      </w:pPr>
-      <w:r>
-        <w:rPr/>
-        <w:t>т. е. |</w:t>
-      </w:r>
-      <w:r>
-        <w:rPr>
-          <w:rFonts w:cs="Cambria Math" w:ascii="Cambria Math" w:hAnsi="Cambria Math"/>
-        </w:rPr>
-        <w:t>𝑃</w:t>
-      </w:r>
-      <w:r>
-        <w:rPr/>
-        <w:t xml:space="preserve">| = 2540, так как по критерию порядка точки (утверждение 2 из приложения 3) достаточно проверить, что для </w:t>
-      </w:r>
-      <w:r>
-        <w:rPr>
-          <w:rFonts w:cs="Cambria Math" w:ascii="Cambria Math" w:hAnsi="Cambria Math"/>
-        </w:rPr>
-        <w:t>𝑘</w:t>
-      </w:r>
-      <w:r>
-        <w:rPr>
-          <w:rFonts w:cs="Cambria Math" w:ascii="Cambria Math" w:hAnsi="Cambria Math"/>
-          <w:vertAlign w:val="subscript"/>
-          <w:lang w:val="en-US"/>
-        </w:rPr>
-        <w:t>I</w:t>
-      </w:r>
-      <w:r>
-        <w:rPr/>
-        <w:t xml:space="preserve"> = </w:t>
-      </w:r>
-      <w:r>
-        <w:rPr>
-          <w:rFonts w:cs="Cambria Math" w:ascii="Cambria Math" w:hAnsi="Cambria Math"/>
-        </w:rPr>
-        <w:t>𝑘</w:t>
-      </w:r>
-      <w:r>
-        <w:rPr/>
-        <w:t>/</w:t>
-      </w:r>
-      <w:r>
-        <w:rPr>
-          <w:rFonts w:cs="Cambria Math" w:ascii="Cambria Math" w:hAnsi="Cambria Math"/>
-        </w:rPr>
-        <w:t>𝑝</w:t>
-      </w:r>
-      <w:r>
-        <w:rPr>
-          <w:rFonts w:cs="Cambria Math" w:ascii="Cambria Math" w:hAnsi="Cambria Math"/>
-          <w:vertAlign w:val="subscript"/>
-          <w:lang w:val="en-US"/>
-        </w:rPr>
-        <w:t>I</w:t>
-      </w:r>
-      <w:r>
-        <w:rPr/>
-        <w:t xml:space="preserve"> , то есть </w:t>
-      </w:r>
-      <w:r>
-        <w:rPr>
-          <w:rFonts w:cs="Cambria Math" w:ascii="Cambria Math" w:hAnsi="Cambria Math"/>
-        </w:rPr>
-        <w:t>𝑘</w:t>
-      </w:r>
-      <w:r>
-        <w:rPr>
-          <w:vertAlign w:val="subscript"/>
-        </w:rPr>
-        <w:t>1</w:t>
-      </w:r>
-      <w:r>
-        <w:rPr/>
-        <w:t xml:space="preserve"> = 1270/127 = 10, </w:t>
-      </w:r>
-      <w:r>
-        <w:rPr>
-          <w:rFonts w:cs="Cambria Math" w:ascii="Cambria Math" w:hAnsi="Cambria Math"/>
-        </w:rPr>
-        <w:t>𝑘</w:t>
-      </w:r>
-      <w:r>
-        <w:rPr>
-          <w:vertAlign w:val="subscript"/>
-        </w:rPr>
-        <w:t>2</w:t>
-      </w:r>
-      <w:r>
-        <w:rPr/>
-        <w:t xml:space="preserve"> = 1270/5 = 254, </w:t>
-      </w:r>
-      <w:r>
-        <w:rPr>
-          <w:lang w:val="en-US"/>
-        </w:rPr>
-        <w:t>k</w:t>
-      </w:r>
-      <w:r>
-        <w:rPr>
-          <w:vertAlign w:val="subscript"/>
-        </w:rPr>
-        <w:t>3</w:t>
-      </w:r>
-      <w:r>
-        <w:rPr/>
-        <w:t xml:space="preserve"> = 1270/2 = 635 не выполнялось </w:t>
-      </w:r>
-      <w:r>
-        <w:rPr>
-          <w:rFonts w:cs="Cambria Math" w:ascii="Cambria Math" w:hAnsi="Cambria Math"/>
-        </w:rPr>
-        <w:t>𝑘𝑃</w:t>
-      </w:r>
-      <w:r>
-        <w:rPr/>
-        <w:t xml:space="preserve"> = </w:t>
-      </w:r>
-      <w:r>
-        <w:rPr>
-          <w:rFonts w:cs="Cambria Math" w:ascii="Cambria Math" w:hAnsi="Cambria Math"/>
-        </w:rPr>
-        <w:t>𝐸</w:t>
-      </w:r>
-      <w:r>
-        <w:rPr/>
-        <w:t xml:space="preserve">. </w:t>
-      </w:r>
-    </w:p>
-    <w:p>
-      <w:pPr>
-        <w:pStyle w:val="Normal"/>
-        <w:bidi w:val="0"/>
-        <w:jc w:val="start"/>
-        <w:rPr>
-          <w:lang w:val="en-US"/>
-        </w:rPr>
-      </w:pPr>
-      <w:r>
-        <w:rPr>
-          <w:lang w:val="en-US"/>
-        </w:rPr>
-        <w:t>10P = 8P + 2P = (2305, 2007)</w:t>
-      </w:r>
-    </w:p>
-    <w:p>
-      <w:pPr>
-        <w:pStyle w:val="Normal"/>
-        <w:bidi w:val="0"/>
-        <w:jc w:val="start"/>
-        <w:rPr>
-          <w:lang w:val="en-US"/>
-        </w:rPr>
-      </w:pPr>
-      <w:r>
-        <w:rPr>
-          <w:lang w:val="en-US"/>
-        </w:rPr>
-        <w:t>254P = 128P + 64P + 32P + 16P + 8P + 4P + 2P = (1066, 1916)</w:t>
-      </w:r>
-    </w:p>
-    <w:p>
-      <w:pPr>
-        <w:pStyle w:val="Normal"/>
-        <w:bidi w:val="0"/>
-        <w:jc w:val="start"/>
-        <w:rPr>
-          <w:lang w:val="en-US"/>
-        </w:rPr>
-      </w:pPr>
-      <w:r>
-        <w:rPr>
-          <w:lang w:val="en-US"/>
-        </w:rPr>
-        <w:t>635P = 512P + 64P + 32P + 16P + 8P + 3P = (2425, 1579)</w:t>
-      </w:r>
-    </w:p>
-    <w:p>
-      <w:pPr>
-        <w:pStyle w:val="Normal"/>
-        <w:bidi w:val="0"/>
-        <w:jc w:val="start"/>
-        <w:rPr/>
-      </w:pPr>
-      <w:r>
-        <w:rPr/>
-        <w:t xml:space="preserve">Ответ. 1) </w:t>
-      </w:r>
-      <w:r>
-        <w:rPr>
-          <w:lang w:val="en-US"/>
-        </w:rPr>
-        <w:t>p</w:t>
-      </w:r>
-      <w:r>
-        <w:rPr/>
-        <w:t xml:space="preserve">=2533, 2) </w:t>
-      </w:r>
-      <w:r>
-        <w:rPr>
-          <w:lang w:val="en-US"/>
-        </w:rPr>
-        <w:t>P</w:t>
-      </w:r>
-      <w:r>
-        <w:rPr/>
-        <w:t xml:space="preserve"> = (3, 864), 3) 151</w:t>
-      </w:r>
-      <w:r>
-        <w:rPr>
-          <w:rFonts w:cs="Cambria Math" w:ascii="Cambria Math" w:hAnsi="Cambria Math"/>
-        </w:rPr>
-        <w:t>𝑃</w:t>
-      </w:r>
-      <w:r>
-        <w:rPr/>
-        <w:t xml:space="preserve"> = (179, 99) |</w:t>
-      </w:r>
-      <w:r>
-        <w:rPr>
-          <w:rFonts w:cs="Cambria Math" w:ascii="Cambria Math" w:hAnsi="Cambria Math"/>
-        </w:rPr>
-        <w:t>𝐺</w:t>
-      </w:r>
-      <w:r>
-        <w:rPr/>
-        <w:t>| = 2540; 5) |</w:t>
-      </w:r>
-      <w:r>
-        <w:rPr>
-          <w:rFonts w:cs="Cambria Math" w:ascii="Cambria Math" w:hAnsi="Cambria Math"/>
-        </w:rPr>
-        <w:t>𝑃</w:t>
-      </w:r>
-      <w:r>
-        <w:rPr/>
-        <w:t xml:space="preserve">| = </w:t>
-      </w:r>
-      <w:r>
-        <w:rPr>
-          <w:lang w:val="en-US"/>
-        </w:rPr>
-        <w:t>2540</w:t>
-      </w:r>
-      <w:r>
-        <w:rPr/>
-        <w:t>.</w:t>
+        <w:rPr/>
+      </w:r>
+    </w:p>
+    <w:p>
+      <w:pPr>
+        <w:pStyle w:val="Normal"/>
+        <w:bidi w:val="0"/>
+        <w:jc w:val="start"/>
+        <w:rPr>
+          <w:lang w:val="en-US"/>
+        </w:rPr>
+      </w:pPr>
+      <w:r>
+        <w:rPr>
+          <w:lang w:val="en-US"/>
+        </w:rPr>
+        <w:t>151P=(179,82)</w:t>
+      </w:r>
+    </w:p>
+    <w:p>
+      <w:pPr>
+        <w:pStyle w:val="Normal"/>
+        <w:bidi w:val="0"/>
+        <w:jc w:val="start"/>
+        <w:rPr>
+          <w:lang w:val="en-US"/>
+        </w:rPr>
+      </w:pPr>
+      <w:r>
+        <w:rPr/>
       </w:r>
     </w:p>
     <w:p>
